--- a/writing/group15_abstract.docx
+++ b/writing/group15_abstract.docx
@@ -59,6 +59,45 @@
           <w:rFonts w:ascii="Times New Roman" w:hAnsi="Times New Roman" w:cs="Times New Roman"/>
         </w:rPr>
         <w:t>Understanding Americans’ party dis/likes through open-ended questions.</w:t>
+      </w:r>
+    </w:p>
+    <w:p>
+      <w:pPr>
+        <w:spacing w:line="240" w:lineRule="auto"/>
+        <w:rPr>
+          <w:rFonts w:ascii="Times New Roman" w:hAnsi="Times New Roman" w:cs="Times New Roman"/>
+        </w:rPr>
+      </w:pPr>
+      <w:r>
+        <w:rPr>
+          <w:rFonts w:ascii="Times New Roman" w:hAnsi="Times New Roman" w:cs="Times New Roman"/>
+          <w:u w:val="single"/>
+        </w:rPr>
+        <w:t>Keywords:</w:t>
+      </w:r>
+      <w:r>
+        <w:rPr>
+          <w:rFonts w:ascii="Times New Roman" w:hAnsi="Times New Roman" w:cs="Times New Roman"/>
+        </w:rPr>
+        <w:t xml:space="preserve"> affective polarization, partisan stereotyping,</w:t>
+      </w:r>
+      <w:r>
+        <w:rPr>
+          <w:rFonts w:ascii="Times New Roman" w:hAnsi="Times New Roman" w:cs="Times New Roman"/>
+        </w:rPr>
+        <w:t xml:space="preserve"> partisan identity, </w:t>
+      </w:r>
+      <w:r>
+        <w:rPr>
+          <w:rFonts w:ascii="Times New Roman" w:hAnsi="Times New Roman" w:cs="Times New Roman"/>
+        </w:rPr>
+        <w:t xml:space="preserve">ideological sorting, </w:t>
+      </w:r>
+      <w:r>
+        <w:rPr>
+          <w:rFonts w:ascii="Times New Roman" w:hAnsi="Times New Roman" w:cs="Times New Roman"/>
+        </w:rPr>
+        <w:t>public opinion</w:t>
       </w:r>
     </w:p>
     <w:p>
